--- a/docs/AX챔피언_아이패밀리SC_1기_사전점검미팅_요약_0730.docx
+++ b/docs/AX챔피언_아이패밀리SC_1기_사전점검미팅_요약_0730.docx
@@ -62,7 +62,24 @@
           <w:sz w:val="20"/>
           <w:szCs w:val="20"/>
         </w:rPr>
-        <w:t xml:space="preserve">협의 필요 사항 3건 최종 확정</w:t>
+        <w:t xml:space="preserve">협의 필요 사항 4건 최종 확정</w:t>
+      </w:r>
+    </w:p>
+    <w:p>
+      <w:pPr>
+        <w:pStyle w:val="ListParagraph"/>
+        <w:numPr>
+          <w:ilvl w:val="0"/>
+          <w:numId w:val="2"/>
+        </w:numPr>
+        <w:spacing w:after="60"/>
+      </w:pPr>
+      <w:r>
+        <w:rPr>
+          <w:sz w:val="20"/>
+          <w:szCs w:val="20"/>
+        </w:rPr>
+        <w:t xml:space="preserve">Phase 0 체크리스트 중 미확인 항목 진행 상황 점검</w:t>
       </w:r>
     </w:p>
     <w:p>
@@ -87,7 +104,7 @@
         <w:pStyle w:val="Heading1"/>
       </w:pPr>
       <w:r>
-        <w:t xml:space="preserve">2. 협의 필요 사항 (3건)</w:t>
+        <w:t xml:space="preserve">2. 협의 필요 사항 (4건)</w:t>
       </w:r>
     </w:p>
     <w:tbl>
@@ -317,7 +334,7 @@
                 <w:sz w:val="19"/>
                 <w:szCs w:val="19"/>
               </w:rPr>
-              <w:t xml:space="preserve">기밀데이터 보안 가이드</w:t>
+              <w:t xml:space="preserve">헤커톤 데이(9/4) 정확한 시간</w:t>
             </w:r>
           </w:p>
         </w:tc>
@@ -346,7 +363,7 @@
                 <w:sz w:val="19"/>
                 <w:szCs w:val="19"/>
               </w:rPr>
-              <w:t xml:space="preserve">기밀등급 데이터 취급 인원 9명 식별(공혜원·박지연·이하경·한지혜·한여름·손수빈·김수인·김수빈·김재이)</w:t>
+              <w:t xml:space="preserve">날짜만 확정, 시작·종료 시간 미정</w:t>
             </w:r>
           </w:p>
         </w:tc>
@@ -375,7 +392,7 @@
                 <w:sz w:val="19"/>
                 <w:szCs w:val="19"/>
               </w:rPr>
-              <w:t xml:space="preserve">개인별 안내 vs 공통 공지, 가명화 책임 주체 확인</w:t>
+              <w:t xml:space="preserve">정확한 시작·종료 시간 확정</w:t>
             </w:r>
           </w:p>
         </w:tc>
@@ -406,6 +423,95 @@
                 <w:sz w:val="19"/>
                 <w:szCs w:val="19"/>
               </w:rPr>
+              <w:t xml:space="preserve">기밀데이터 보안 가이드</w:t>
+            </w:r>
+          </w:p>
+        </w:tc>
+        <w:tc>
+          <w:tcPr>
+            <w:tcW w:type="dxa" w:w="4200"/>
+            <w:tcBorders>
+              <w:top w:val="single" w:color="CCCCCC" w:sz="1"/>
+              <w:left w:val="single" w:color="CCCCCC" w:sz="1"/>
+              <w:bottom w:val="single" w:color="CCCCCC" w:sz="1"/>
+              <w:right w:val="single" w:color="CCCCCC" w:sz="1"/>
+            </w:tcBorders>
+            <w:tcMar>
+              <w:top w:type="dxa" w:w="80"/>
+              <w:left w:type="dxa" w:w="100"/>
+              <w:bottom w:type="dxa" w:w="80"/>
+              <w:right w:type="dxa" w:w="100"/>
+            </w:tcMar>
+            <w:vAlign w:val="center"/>
+          </w:tcPr>
+          <w:p>
+            <w:r>
+              <w:rPr>
+                <w:b w:val="false"/>
+                <w:bCs w:val="false"/>
+                <w:sz w:val="19"/>
+                <w:szCs w:val="19"/>
+              </w:rPr>
+              <w:t xml:space="preserve">기밀등급 데이터 취급 인원 9명 식별(공혜원·박지연·이하경·한지혜·한여름·손수빈·김수인·김수빈·김재이)</w:t>
+            </w:r>
+          </w:p>
+        </w:tc>
+        <w:tc>
+          <w:tcPr>
+            <w:tcW w:type="dxa" w:w="2960"/>
+            <w:tcBorders>
+              <w:top w:val="single" w:color="CCCCCC" w:sz="1"/>
+              <w:left w:val="single" w:color="CCCCCC" w:sz="1"/>
+              <w:bottom w:val="single" w:color="CCCCCC" w:sz="1"/>
+              <w:right w:val="single" w:color="CCCCCC" w:sz="1"/>
+            </w:tcBorders>
+            <w:tcMar>
+              <w:top w:type="dxa" w:w="80"/>
+              <w:left w:type="dxa" w:w="100"/>
+              <w:bottom w:type="dxa" w:w="80"/>
+              <w:right w:type="dxa" w:w="100"/>
+            </w:tcMar>
+            <w:vAlign w:val="center"/>
+          </w:tcPr>
+          <w:p>
+            <w:r>
+              <w:rPr>
+                <w:b w:val="false"/>
+                <w:bCs w:val="false"/>
+                <w:sz w:val="19"/>
+                <w:szCs w:val="19"/>
+              </w:rPr>
+              <w:t xml:space="preserve">개인별 안내 vs 공통 공지, 가명화 책임 주체 확인</w:t>
+            </w:r>
+          </w:p>
+        </w:tc>
+      </w:tr>
+      <w:tr>
+        <w:tc>
+          <w:tcPr>
+            <w:tcW w:type="dxa" w:w="2200"/>
+            <w:tcBorders>
+              <w:top w:val="single" w:color="CCCCCC" w:sz="1"/>
+              <w:left w:val="single" w:color="CCCCCC" w:sz="1"/>
+              <w:bottom w:val="single" w:color="CCCCCC" w:sz="1"/>
+              <w:right w:val="single" w:color="CCCCCC" w:sz="1"/>
+            </w:tcBorders>
+            <w:tcMar>
+              <w:top w:type="dxa" w:w="80"/>
+              <w:left w:type="dxa" w:w="100"/>
+              <w:bottom w:type="dxa" w:w="80"/>
+              <w:right w:type="dxa" w:w="100"/>
+            </w:tcMar>
+            <w:vAlign w:val="center"/>
+          </w:tcPr>
+          <w:p>
+            <w:r>
+              <w:rPr>
+                <w:b w:val="false"/>
+                <w:bCs w:val="false"/>
+                <w:sz w:val="19"/>
+                <w:szCs w:val="19"/>
+              </w:rPr>
               <w:t xml:space="preserve">사전 워밍업 필요 여부</w:t>
             </w:r>
           </w:p>
@@ -465,6 +571,531 @@
                 <w:szCs w:val="19"/>
               </w:rPr>
               <w:t xml:space="preserve">W1 이전 워밍업 세션 추가 여부·시점</w:t>
+            </w:r>
+          </w:p>
+        </w:tc>
+      </w:tr>
+    </w:tbl>
+    <w:p>
+      <w:pPr>
+        <w:pStyle w:val="Heading1"/>
+      </w:pPr>
+      <w:r>
+        <w:t xml:space="preserve">2-1. 상태 확인 필요 (Phase 0 체크리스트 중 미확인)</w:t>
+      </w:r>
+    </w:p>
+    <w:p>
+      <w:pPr>
+        <w:spacing w:after="100"/>
+      </w:pPr>
+      <w:r>
+        <w:rPr>
+          <w:i/>
+          <w:iCs/>
+          <w:color w:val="666666"/>
+          <w:sz w:val="20"/>
+          <w:szCs w:val="20"/>
+        </w:rPr>
+        <w:t xml:space="preserve">이미 진행 중일 수 있으나, D-7(8/4)이 얼마 남지 않아 진행 상황 점검이 필요한 항목입니다.</w:t>
+      </w:r>
+    </w:p>
+    <w:tbl>
+      <w:tblPr>
+        <w:tblW w:type="auto" w:w="100"/>
+        <w:tblBorders>
+          <w:top w:val="single" w:color="auto" w:sz="4"/>
+          <w:left w:val="single" w:color="auto" w:sz="4"/>
+          <w:bottom w:val="single" w:color="auto" w:sz="4"/>
+          <w:right w:val="single" w:color="auto" w:sz="4"/>
+          <w:insideH w:val="single" w:color="auto" w:sz="4"/>
+          <w:insideV w:val="single" w:color="auto" w:sz="4"/>
+        </w:tblBorders>
+      </w:tblPr>
+      <w:tblGrid>
+        <w:gridCol w:w="3200"/>
+        <w:gridCol w:w="6160"/>
+      </w:tblGrid>
+      <w:tr>
+        <w:trPr>
+          <w:tblHeader/>
+        </w:trPr>
+        <w:tc>
+          <w:tcPr>
+            <w:tcW w:type="dxa" w:w="3200"/>
+            <w:tcBorders>
+              <w:top w:val="single" w:color="CCCCCC" w:sz="1"/>
+              <w:left w:val="single" w:color="CCCCCC" w:sz="1"/>
+              <w:bottom w:val="single" w:color="CCCCCC" w:sz="1"/>
+              <w:right w:val="single" w:color="CCCCCC" w:sz="1"/>
+            </w:tcBorders>
+            <w:shd w:fill="D5E8F0" w:val="clear"/>
+            <w:tcMar>
+              <w:top w:type="dxa" w:w="80"/>
+              <w:left w:type="dxa" w:w="100"/>
+              <w:bottom w:type="dxa" w:w="80"/>
+              <w:right w:type="dxa" w:w="100"/>
+            </w:tcMar>
+            <w:vAlign w:val="center"/>
+          </w:tcPr>
+          <w:p>
+            <w:r>
+              <w:rPr>
+                <w:b/>
+                <w:bCs/>
+                <w:sz w:val="19"/>
+                <w:szCs w:val="19"/>
+              </w:rPr>
+              <w:t xml:space="preserve">항목</w:t>
+            </w:r>
+          </w:p>
+        </w:tc>
+        <w:tc>
+          <w:tcPr>
+            <w:tcW w:type="dxa" w:w="6160"/>
+            <w:tcBorders>
+              <w:top w:val="single" w:color="CCCCCC" w:sz="1"/>
+              <w:left w:val="single" w:color="CCCCCC" w:sz="1"/>
+              <w:bottom w:val="single" w:color="CCCCCC" w:sz="1"/>
+              <w:right w:val="single" w:color="CCCCCC" w:sz="1"/>
+            </w:tcBorders>
+            <w:shd w:fill="D5E8F0" w:val="clear"/>
+            <w:tcMar>
+              <w:top w:type="dxa" w:w="80"/>
+              <w:left w:type="dxa" w:w="100"/>
+              <w:bottom w:type="dxa" w:w="80"/>
+              <w:right w:type="dxa" w:w="100"/>
+            </w:tcMar>
+            <w:vAlign w:val="center"/>
+          </w:tcPr>
+          <w:p>
+            <w:r>
+              <w:rPr>
+                <w:b/>
+                <w:bCs/>
+                <w:sz w:val="19"/>
+                <w:szCs w:val="19"/>
+              </w:rPr>
+              <w:t xml:space="preserve">확인 포인트</w:t>
+            </w:r>
+          </w:p>
+        </w:tc>
+      </w:tr>
+      <w:tr>
+        <w:tc>
+          <w:tcPr>
+            <w:tcW w:type="dxa" w:w="3200"/>
+            <w:tcBorders>
+              <w:top w:val="single" w:color="CCCCCC" w:sz="1"/>
+              <w:left w:val="single" w:color="CCCCCC" w:sz="1"/>
+              <w:bottom w:val="single" w:color="CCCCCC" w:sz="1"/>
+              <w:right w:val="single" w:color="CCCCCC" w:sz="1"/>
+            </w:tcBorders>
+            <w:tcMar>
+              <w:top w:type="dxa" w:w="80"/>
+              <w:left w:type="dxa" w:w="100"/>
+              <w:bottom w:type="dxa" w:w="80"/>
+              <w:right w:type="dxa" w:w="100"/>
+            </w:tcMar>
+            <w:vAlign w:val="center"/>
+          </w:tcPr>
+          <w:p>
+            <w:r>
+              <w:rPr>
+                <w:b w:val="false"/>
+                <w:bCs w:val="false"/>
+                <w:sz w:val="19"/>
+                <w:szCs w:val="19"/>
+              </w:rPr>
+              <w:t xml:space="preserve">AI 도구 환경 세팅 (Claude 계정·접근권한)</w:t>
+            </w:r>
+          </w:p>
+        </w:tc>
+        <w:tc>
+          <w:tcPr>
+            <w:tcW w:type="dxa" w:w="6160"/>
+            <w:tcBorders>
+              <w:top w:val="single" w:color="CCCCCC" w:sz="1"/>
+              <w:left w:val="single" w:color="CCCCCC" w:sz="1"/>
+              <w:bottom w:val="single" w:color="CCCCCC" w:sz="1"/>
+              <w:right w:val="single" w:color="CCCCCC" w:sz="1"/>
+            </w:tcBorders>
+            <w:tcMar>
+              <w:top w:type="dxa" w:w="80"/>
+              <w:left w:type="dxa" w:w="100"/>
+              <w:bottom w:type="dxa" w:w="80"/>
+              <w:right w:type="dxa" w:w="100"/>
+            </w:tcMar>
+            <w:vAlign w:val="center"/>
+          </w:tcPr>
+          <w:p>
+            <w:r>
+              <w:rPr>
+                <w:b w:val="false"/>
+                <w:bCs w:val="false"/>
+                <w:sz w:val="19"/>
+                <w:szCs w:val="19"/>
+              </w:rPr>
+              <w:t xml:space="preserve">아이패밀리SC IT담당 협의 상태 — 구글챗 IT승인 건과 유사한 병목 우려, 가장 시급</w:t>
+            </w:r>
+          </w:p>
+        </w:tc>
+      </w:tr>
+      <w:tr>
+        <w:tc>
+          <w:tcPr>
+            <w:tcW w:type="dxa" w:w="3200"/>
+            <w:tcBorders>
+              <w:top w:val="single" w:color="CCCCCC" w:sz="1"/>
+              <w:left w:val="single" w:color="CCCCCC" w:sz="1"/>
+              <w:bottom w:val="single" w:color="CCCCCC" w:sz="1"/>
+              <w:right w:val="single" w:color="CCCCCC" w:sz="1"/>
+            </w:tcBorders>
+            <w:tcMar>
+              <w:top w:type="dxa" w:w="80"/>
+              <w:left w:type="dxa" w:w="100"/>
+              <w:bottom w:type="dxa" w:w="80"/>
+              <w:right w:type="dxa" w:w="100"/>
+            </w:tcMar>
+            <w:vAlign w:val="center"/>
+          </w:tcPr>
+          <w:p>
+            <w:r>
+              <w:rPr>
+                <w:b w:val="false"/>
+                <w:bCs w:val="false"/>
+                <w:sz w:val="19"/>
+                <w:szCs w:val="19"/>
+              </w:rPr>
+              <w:t xml:space="preserve">성공지표 합의서 (KPI 서면 합의)</w:t>
+            </w:r>
+          </w:p>
+        </w:tc>
+        <w:tc>
+          <w:tcPr>
+            <w:tcW w:type="dxa" w:w="6160"/>
+            <w:tcBorders>
+              <w:top w:val="single" w:color="CCCCCC" w:sz="1"/>
+              <w:left w:val="single" w:color="CCCCCC" w:sz="1"/>
+              <w:bottom w:val="single" w:color="CCCCCC" w:sz="1"/>
+              <w:right w:val="single" w:color="CCCCCC" w:sz="1"/>
+            </w:tcBorders>
+            <w:tcMar>
+              <w:top w:type="dxa" w:w="80"/>
+              <w:left w:type="dxa" w:w="100"/>
+              <w:bottom w:type="dxa" w:w="80"/>
+              <w:right w:type="dxa" w:w="100"/>
+            </w:tcMar>
+            <w:vAlign w:val="center"/>
+          </w:tcPr>
+          <w:p>
+            <w:r>
+              <w:rPr>
+                <w:b w:val="false"/>
+                <w:bCs w:val="false"/>
+                <w:sz w:val="19"/>
+                <w:szCs w:val="19"/>
+              </w:rPr>
+              <w:t xml:space="preserve">진행 상태 확인</w:t>
+            </w:r>
+          </w:p>
+        </w:tc>
+      </w:tr>
+      <w:tr>
+        <w:tc>
+          <w:tcPr>
+            <w:tcW w:type="dxa" w:w="3200"/>
+            <w:tcBorders>
+              <w:top w:val="single" w:color="CCCCCC" w:sz="1"/>
+              <w:left w:val="single" w:color="CCCCCC" w:sz="1"/>
+              <w:bottom w:val="single" w:color="CCCCCC" w:sz="1"/>
+              <w:right w:val="single" w:color="CCCCCC" w:sz="1"/>
+            </w:tcBorders>
+            <w:tcMar>
+              <w:top w:type="dxa" w:w="80"/>
+              <w:left w:type="dxa" w:w="100"/>
+              <w:bottom w:type="dxa" w:w="80"/>
+              <w:right w:type="dxa" w:w="100"/>
+            </w:tcMar>
+            <w:vAlign w:val="center"/>
+          </w:tcPr>
+          <w:p>
+            <w:r>
+              <w:rPr>
+                <w:b w:val="false"/>
+                <w:bCs w:val="false"/>
+                <w:sz w:val="19"/>
+                <w:szCs w:val="19"/>
+              </w:rPr>
+              <w:t xml:space="preserve">사례 활용 동의서</w:t>
+            </w:r>
+          </w:p>
+        </w:tc>
+        <w:tc>
+          <w:tcPr>
+            <w:tcW w:type="dxa" w:w="6160"/>
+            <w:tcBorders>
+              <w:top w:val="single" w:color="CCCCCC" w:sz="1"/>
+              <w:left w:val="single" w:color="CCCCCC" w:sz="1"/>
+              <w:bottom w:val="single" w:color="CCCCCC" w:sz="1"/>
+              <w:right w:val="single" w:color="CCCCCC" w:sz="1"/>
+            </w:tcBorders>
+            <w:tcMar>
+              <w:top w:type="dxa" w:w="80"/>
+              <w:left w:type="dxa" w:w="100"/>
+              <w:bottom w:type="dxa" w:w="80"/>
+              <w:right w:type="dxa" w:w="100"/>
+            </w:tcMar>
+            <w:vAlign w:val="center"/>
+          </w:tcPr>
+          <w:p>
+            <w:r>
+              <w:rPr>
+                <w:b w:val="false"/>
+                <w:bCs w:val="false"/>
+                <w:sz w:val="19"/>
+                <w:szCs w:val="19"/>
+              </w:rPr>
+              <w:t xml:space="preserve">진행 상태 확인</w:t>
+            </w:r>
+          </w:p>
+        </w:tc>
+      </w:tr>
+      <w:tr>
+        <w:tc>
+          <w:tcPr>
+            <w:tcW w:type="dxa" w:w="3200"/>
+            <w:tcBorders>
+              <w:top w:val="single" w:color="CCCCCC" w:sz="1"/>
+              <w:left w:val="single" w:color="CCCCCC" w:sz="1"/>
+              <w:bottom w:val="single" w:color="CCCCCC" w:sz="1"/>
+              <w:right w:val="single" w:color="CCCCCC" w:sz="1"/>
+            </w:tcBorders>
+            <w:tcMar>
+              <w:top w:type="dxa" w:w="80"/>
+              <w:left w:type="dxa" w:w="100"/>
+              <w:bottom w:type="dxa" w:w="80"/>
+              <w:right w:type="dxa" w:w="100"/>
+            </w:tcMar>
+            <w:vAlign w:val="center"/>
+          </w:tcPr>
+          <w:p>
+            <w:r>
+              <w:rPr>
+                <w:b w:val="false"/>
+                <w:bCs w:val="false"/>
+                <w:sz w:val="19"/>
+                <w:szCs w:val="19"/>
+              </w:rPr>
+              <w:t xml:space="preserve">온보딩 미팅 완료 여부</w:t>
+            </w:r>
+          </w:p>
+        </w:tc>
+        <w:tc>
+          <w:tcPr>
+            <w:tcW w:type="dxa" w:w="6160"/>
+            <w:tcBorders>
+              <w:top w:val="single" w:color="CCCCCC" w:sz="1"/>
+              <w:left w:val="single" w:color="CCCCCC" w:sz="1"/>
+              <w:bottom w:val="single" w:color="CCCCCC" w:sz="1"/>
+              <w:right w:val="single" w:color="CCCCCC" w:sz="1"/>
+            </w:tcBorders>
+            <w:tcMar>
+              <w:top w:type="dxa" w:w="80"/>
+              <w:left w:type="dxa" w:w="100"/>
+              <w:bottom w:type="dxa" w:w="80"/>
+              <w:right w:type="dxa" w:w="100"/>
+            </w:tcMar>
+            <w:vAlign w:val="center"/>
+          </w:tcPr>
+          <w:p>
+            <w:r>
+              <w:rPr>
+                <w:b w:val="false"/>
+                <w:bCs w:val="false"/>
+                <w:sz w:val="19"/>
+                <w:szCs w:val="19"/>
+              </w:rPr>
+              <w:t xml:space="preserve">이전 확인 시점엔 '진행중'으로 표시됨</w:t>
+            </w:r>
+          </w:p>
+        </w:tc>
+      </w:tr>
+      <w:tr>
+        <w:tc>
+          <w:tcPr>
+            <w:tcW w:type="dxa" w:w="3200"/>
+            <w:tcBorders>
+              <w:top w:val="single" w:color="CCCCCC" w:sz="1"/>
+              <w:left w:val="single" w:color="CCCCCC" w:sz="1"/>
+              <w:bottom w:val="single" w:color="CCCCCC" w:sz="1"/>
+              <w:right w:val="single" w:color="CCCCCC" w:sz="1"/>
+            </w:tcBorders>
+            <w:tcMar>
+              <w:top w:type="dxa" w:w="80"/>
+              <w:left w:type="dxa" w:w="100"/>
+              <w:bottom w:type="dxa" w:w="80"/>
+              <w:right w:type="dxa" w:w="100"/>
+            </w:tcMar>
+            <w:vAlign w:val="center"/>
+          </w:tcPr>
+          <w:p>
+            <w:r>
+              <w:rPr>
+                <w:b w:val="false"/>
+                <w:bCs w:val="false"/>
+                <w:sz w:val="19"/>
+                <w:szCs w:val="19"/>
+              </w:rPr>
+              <w:t xml:space="preserve">해커톤 시상 상품 준비</w:t>
+            </w:r>
+          </w:p>
+        </w:tc>
+        <w:tc>
+          <w:tcPr>
+            <w:tcW w:type="dxa" w:w="6160"/>
+            <w:tcBorders>
+              <w:top w:val="single" w:color="CCCCCC" w:sz="1"/>
+              <w:left w:val="single" w:color="CCCCCC" w:sz="1"/>
+              <w:bottom w:val="single" w:color="CCCCCC" w:sz="1"/>
+              <w:right w:val="single" w:color="CCCCCC" w:sz="1"/>
+            </w:tcBorders>
+            <w:tcMar>
+              <w:top w:type="dxa" w:w="80"/>
+              <w:left w:type="dxa" w:w="100"/>
+              <w:bottom w:type="dxa" w:w="80"/>
+              <w:right w:type="dxa" w:w="100"/>
+            </w:tcMar>
+            <w:vAlign w:val="center"/>
+          </w:tcPr>
+          <w:p>
+            <w:r>
+              <w:rPr>
+                <w:b w:val="false"/>
+                <w:bCs w:val="false"/>
+                <w:sz w:val="19"/>
+                <w:szCs w:val="19"/>
+              </w:rPr>
+              <w:t xml:space="preserve">진행 상태 확인</w:t>
+            </w:r>
+          </w:p>
+        </w:tc>
+      </w:tr>
+      <w:tr>
+        <w:tc>
+          <w:tcPr>
+            <w:tcW w:type="dxa" w:w="3200"/>
+            <w:tcBorders>
+              <w:top w:val="single" w:color="CCCCCC" w:sz="1"/>
+              <w:left w:val="single" w:color="CCCCCC" w:sz="1"/>
+              <w:bottom w:val="single" w:color="CCCCCC" w:sz="1"/>
+              <w:right w:val="single" w:color="CCCCCC" w:sz="1"/>
+            </w:tcBorders>
+            <w:tcMar>
+              <w:top w:type="dxa" w:w="80"/>
+              <w:left w:type="dxa" w:w="100"/>
+              <w:bottom w:type="dxa" w:w="80"/>
+              <w:right w:type="dxa" w:w="100"/>
+            </w:tcMar>
+            <w:vAlign w:val="center"/>
+          </w:tcPr>
+          <w:p>
+            <w:r>
+              <w:rPr>
+                <w:b w:val="false"/>
+                <w:bCs w:val="false"/>
+                <w:sz w:val="19"/>
+                <w:szCs w:val="19"/>
+              </w:rPr>
+              <w:t xml:space="preserve">공유 현황판 / 화상 링크(Google Meet)</w:t>
+            </w:r>
+          </w:p>
+        </w:tc>
+        <w:tc>
+          <w:tcPr>
+            <w:tcW w:type="dxa" w:w="6160"/>
+            <w:tcBorders>
+              <w:top w:val="single" w:color="CCCCCC" w:sz="1"/>
+              <w:left w:val="single" w:color="CCCCCC" w:sz="1"/>
+              <w:bottom w:val="single" w:color="CCCCCC" w:sz="1"/>
+              <w:right w:val="single" w:color="CCCCCC" w:sz="1"/>
+            </w:tcBorders>
+            <w:tcMar>
+              <w:top w:type="dxa" w:w="80"/>
+              <w:left w:type="dxa" w:w="100"/>
+              <w:bottom w:type="dxa" w:w="80"/>
+              <w:right w:type="dxa" w:w="100"/>
+            </w:tcMar>
+            <w:vAlign w:val="center"/>
+          </w:tcPr>
+          <w:p>
+            <w:r>
+              <w:rPr>
+                <w:b w:val="false"/>
+                <w:bCs w:val="false"/>
+                <w:sz w:val="19"/>
+                <w:szCs w:val="19"/>
+              </w:rPr>
+              <w:t xml:space="preserve">소통채널(구글챗)과 별개로 확인 필요</w:t>
+            </w:r>
+          </w:p>
+        </w:tc>
+      </w:tr>
+      <w:tr>
+        <w:tc>
+          <w:tcPr>
+            <w:tcW w:type="dxa" w:w="3200"/>
+            <w:tcBorders>
+              <w:top w:val="single" w:color="CCCCCC" w:sz="1"/>
+              <w:left w:val="single" w:color="CCCCCC" w:sz="1"/>
+              <w:bottom w:val="single" w:color="CCCCCC" w:sz="1"/>
+              <w:right w:val="single" w:color="CCCCCC" w:sz="1"/>
+            </w:tcBorders>
+            <w:tcMar>
+              <w:top w:type="dxa" w:w="80"/>
+              <w:left w:type="dxa" w:w="100"/>
+              <w:bottom w:type="dxa" w:w="80"/>
+              <w:right w:type="dxa" w:w="100"/>
+            </w:tcMar>
+            <w:vAlign w:val="center"/>
+          </w:tcPr>
+          <w:p>
+            <w:r>
+              <w:rPr>
+                <w:b w:val="false"/>
+                <w:bCs w:val="false"/>
+                <w:sz w:val="19"/>
+                <w:szCs w:val="19"/>
+              </w:rPr>
+              <w:t xml:space="preserve">용역계약서 최종 체결 여부</w:t>
+            </w:r>
+          </w:p>
+        </w:tc>
+        <w:tc>
+          <w:tcPr>
+            <w:tcW w:type="dxa" w:w="6160"/>
+            <w:tcBorders>
+              <w:top w:val="single" w:color="CCCCCC" w:sz="1"/>
+              <w:left w:val="single" w:color="CCCCCC" w:sz="1"/>
+              <w:bottom w:val="single" w:color="CCCCCC" w:sz="1"/>
+              <w:right w:val="single" w:color="CCCCCC" w:sz="1"/>
+            </w:tcBorders>
+            <w:tcMar>
+              <w:top w:type="dxa" w:w="80"/>
+              <w:left w:type="dxa" w:w="100"/>
+              <w:bottom w:type="dxa" w:w="80"/>
+              <w:right w:type="dxa" w:w="100"/>
+            </w:tcMar>
+            <w:vAlign w:val="center"/>
+          </w:tcPr>
+          <w:p>
+            <w:r>
+              <w:rPr>
+                <w:b w:val="false"/>
+                <w:bCs w:val="false"/>
+                <w:sz w:val="19"/>
+                <w:szCs w:val="19"/>
+              </w:rPr>
+              <w:t xml:space="preserve">원안 타임라인상 D-1에 별도 서명 단계로 명시</w:t>
             </w:r>
           </w:p>
         </w:tc>
@@ -1220,6 +1851,21 @@
         <w:t xml:space="preserve">5. 사례 공유 일정 (W1~W3, 매주 30분)</w:t>
       </w:r>
     </w:p>
+    <w:p>
+      <w:pPr>
+        <w:spacing w:after="100"/>
+      </w:pPr>
+      <w:r>
+        <w:rPr>
+          <w:i/>
+          <w:iCs/>
+          <w:color w:val="666666"/>
+          <w:sz w:val="18"/>
+          <w:szCs w:val="18"/>
+        </w:rPr>
+        <w:t xml:space="preserve">1안 발표자(이원희·장진희·장수지)가 다른 프로그램 발표와 겹칠 수 있어, 교체 대신 주차별 대안을 함께 준비. 겹치면 대안으로 전환.</w:t>
+      </w:r>
+    </w:p>
     <w:tbl>
       <w:tblPr>
         <w:tblW w:type="auto" w:w="100"/>
@@ -1233,10 +1879,11 @@
         </w:tblBorders>
       </w:tblPr>
       <w:tblGrid>
+        <w:gridCol w:w="500"/>
         <w:gridCol w:w="700"/>
-        <w:gridCol w:w="2900"/>
-        <w:gridCol w:w="2200"/>
-        <w:gridCol w:w="3560"/>
+        <w:gridCol w:w="2700"/>
+        <w:gridCol w:w="1900"/>
+        <w:gridCol w:w="2860"/>
       </w:tblGrid>
       <w:tr>
         <w:trPr>
@@ -1244,7 +1891,7 @@
         </w:trPr>
         <w:tc>
           <w:tcPr>
-            <w:tcW w:type="dxa" w:w="700"/>
+            <w:tcW w:type="dxa" w:w="500"/>
             <w:tcBorders>
               <w:top w:val="single" w:color="CCCCCC" w:sz="1"/>
               <w:left w:val="single" w:color="CCCCCC" w:sz="1"/>
@@ -1274,7 +1921,7 @@
         </w:tc>
         <w:tc>
           <w:tcPr>
-            <w:tcW w:type="dxa" w:w="2900"/>
+            <w:tcW w:type="dxa" w:w="700"/>
             <w:tcBorders>
               <w:top w:val="single" w:color="CCCCCC" w:sz="1"/>
               <w:left w:val="single" w:color="CCCCCC" w:sz="1"/>
@@ -1298,13 +1945,13 @@
                 <w:sz w:val="19"/>
                 <w:szCs w:val="19"/>
               </w:rPr>
-              <w:t xml:space="preserve">추천 사례</w:t>
-            </w:r>
-          </w:p>
-        </w:tc>
-        <w:tc>
-          <w:tcPr>
-            <w:tcW w:type="dxa" w:w="2200"/>
+              <w:t xml:space="preserve">구분</w:t>
+            </w:r>
+          </w:p>
+        </w:tc>
+        <w:tc>
+          <w:tcPr>
+            <w:tcW w:type="dxa" w:w="2700"/>
             <w:tcBorders>
               <w:top w:val="single" w:color="CCCCCC" w:sz="1"/>
               <w:left w:val="single" w:color="CCCCCC" w:sz="1"/>
@@ -1328,13 +1975,13 @@
                 <w:sz w:val="19"/>
                 <w:szCs w:val="19"/>
               </w:rPr>
-              <w:t xml:space="preserve">핵심 내용</w:t>
-            </w:r>
-          </w:p>
-        </w:tc>
-        <w:tc>
-          <w:tcPr>
-            <w:tcW w:type="dxa" w:w="3560"/>
+              <w:t xml:space="preserve">사례</w:t>
+            </w:r>
+          </w:p>
+        </w:tc>
+        <w:tc>
+          <w:tcPr>
+            <w:tcW w:type="dxa" w:w="1900"/>
             <w:tcBorders>
               <w:top w:val="single" w:color="CCCCCC" w:sz="1"/>
               <w:left w:val="single" w:color="CCCCCC" w:sz="1"/>
@@ -1358,6 +2005,36 @@
                 <w:sz w:val="19"/>
                 <w:szCs w:val="19"/>
               </w:rPr>
+              <w:t xml:space="preserve">핵심 내용</w:t>
+            </w:r>
+          </w:p>
+        </w:tc>
+        <w:tc>
+          <w:tcPr>
+            <w:tcW w:type="dxa" w:w="2860"/>
+            <w:tcBorders>
+              <w:top w:val="single" w:color="CCCCCC" w:sz="1"/>
+              <w:left w:val="single" w:color="CCCCCC" w:sz="1"/>
+              <w:bottom w:val="single" w:color="CCCCCC" w:sz="1"/>
+              <w:right w:val="single" w:color="CCCCCC" w:sz="1"/>
+            </w:tcBorders>
+            <w:shd w:fill="D5E8F0" w:val="clear"/>
+            <w:tcMar>
+              <w:top w:type="dxa" w:w="80"/>
+              <w:left w:type="dxa" w:w="100"/>
+              <w:bottom w:type="dxa" w:w="80"/>
+              <w:right w:type="dxa" w:w="100"/>
+            </w:tcMar>
+            <w:vAlign w:val="center"/>
+          </w:tcPr>
+          <w:p>
+            <w:r>
+              <w:rPr>
+                <w:b/>
+                <w:bCs/>
+                <w:sz w:val="19"/>
+                <w:szCs w:val="19"/>
+              </w:rPr>
               <w:t xml:space="preserve">매칭 대상</w:t>
             </w:r>
           </w:p>
@@ -1366,6 +2043,35 @@
       <w:tr>
         <w:tc>
           <w:tcPr>
+            <w:tcW w:type="dxa" w:w="500"/>
+            <w:tcBorders>
+              <w:top w:val="single" w:color="CCCCCC" w:sz="1"/>
+              <w:left w:val="single" w:color="CCCCCC" w:sz="1"/>
+              <w:bottom w:val="single" w:color="CCCCCC" w:sz="1"/>
+              <w:right w:val="single" w:color="CCCCCC" w:sz="1"/>
+            </w:tcBorders>
+            <w:tcMar>
+              <w:top w:type="dxa" w:w="80"/>
+              <w:left w:type="dxa" w:w="100"/>
+              <w:bottom w:type="dxa" w:w="80"/>
+              <w:right w:type="dxa" w:w="100"/>
+            </w:tcMar>
+            <w:vAlign w:val="center"/>
+          </w:tcPr>
+          <w:p>
+            <w:r>
+              <w:rPr>
+                <w:b w:val="false"/>
+                <w:bCs w:val="false"/>
+                <w:sz w:val="19"/>
+                <w:szCs w:val="19"/>
+              </w:rPr>
+              <w:t xml:space="preserve">W1</w:t>
+            </w:r>
+          </w:p>
+        </w:tc>
+        <w:tc>
+          <w:tcPr>
             <w:tcW w:type="dxa" w:w="700"/>
             <w:tcBorders>
               <w:top w:val="single" w:color="CCCCCC" w:sz="1"/>
@@ -1389,42 +2095,42 @@
                 <w:sz w:val="19"/>
                 <w:szCs w:val="19"/>
               </w:rPr>
-              <w:t xml:space="preserve">W1</w:t>
-            </w:r>
-          </w:p>
-        </w:tc>
-        <w:tc>
-          <w:tcPr>
-            <w:tcW w:type="dxa" w:w="2900"/>
-            <w:tcBorders>
-              <w:top w:val="single" w:color="CCCCCC" w:sz="1"/>
-              <w:left w:val="single" w:color="CCCCCC" w:sz="1"/>
-              <w:bottom w:val="single" w:color="CCCCCC" w:sz="1"/>
-              <w:right w:val="single" w:color="CCCCCC" w:sz="1"/>
-            </w:tcBorders>
-            <w:tcMar>
-              <w:top w:type="dxa" w:w="80"/>
-              <w:left w:type="dxa" w:w="100"/>
-              <w:bottom w:type="dxa" w:w="80"/>
-              <w:right w:type="dxa" w:w="100"/>
-            </w:tcMar>
-            <w:vAlign w:val="center"/>
-          </w:tcPr>
-          <w:p>
-            <w:r>
-              <w:rPr>
-                <w:b w:val="false"/>
-                <w:bCs w:val="false"/>
-                <w:sz w:val="19"/>
-                <w:szCs w:val="19"/>
-              </w:rPr>
-              <w:t xml:space="preserve">경쟁사 데이터 크롤링 자동화 — 이원희(1→2기)</w:t>
-            </w:r>
-          </w:p>
-        </w:tc>
-        <w:tc>
-          <w:tcPr>
-            <w:tcW w:type="dxa" w:w="2200"/>
+              <w:t xml:space="preserve">1안</w:t>
+            </w:r>
+          </w:p>
+        </w:tc>
+        <w:tc>
+          <w:tcPr>
+            <w:tcW w:type="dxa" w:w="2700"/>
+            <w:tcBorders>
+              <w:top w:val="single" w:color="CCCCCC" w:sz="1"/>
+              <w:left w:val="single" w:color="CCCCCC" w:sz="1"/>
+              <w:bottom w:val="single" w:color="CCCCCC" w:sz="1"/>
+              <w:right w:val="single" w:color="CCCCCC" w:sz="1"/>
+            </w:tcBorders>
+            <w:tcMar>
+              <w:top w:type="dxa" w:w="80"/>
+              <w:left w:type="dxa" w:w="100"/>
+              <w:bottom w:type="dxa" w:w="80"/>
+              <w:right w:type="dxa" w:w="100"/>
+            </w:tcMar>
+            <w:vAlign w:val="center"/>
+          </w:tcPr>
+          <w:p>
+            <w:r>
+              <w:rPr>
+                <w:b w:val="false"/>
+                <w:bCs w:val="false"/>
+                <w:sz w:val="19"/>
+                <w:szCs w:val="19"/>
+              </w:rPr>
+              <w:t xml:space="preserve">경쟁사 크롤링 자동화 — 이원희(1→2기)</w:t>
+            </w:r>
+          </w:p>
+        </w:tc>
+        <w:tc>
+          <w:tcPr>
+            <w:tcW w:type="dxa" w:w="1900"/>
             <w:tcBorders>
               <w:top w:val="single" w:color="CCCCCC" w:sz="1"/>
               <w:left w:val="single" w:color="CCCCCC" w:sz="1"/>
@@ -1453,30 +2159,30 @@
         </w:tc>
         <w:tc>
           <w:tcPr>
-            <w:tcW w:type="dxa" w:w="3560"/>
-            <w:tcBorders>
-              <w:top w:val="single" w:color="CCCCCC" w:sz="1"/>
-              <w:left w:val="single" w:color="CCCCCC" w:sz="1"/>
-              <w:bottom w:val="single" w:color="CCCCCC" w:sz="1"/>
-              <w:right w:val="single" w:color="CCCCCC" w:sz="1"/>
-            </w:tcBorders>
-            <w:tcMar>
-              <w:top w:type="dxa" w:w="80"/>
-              <w:left w:type="dxa" w:w="100"/>
-              <w:bottom w:type="dxa" w:w="80"/>
-              <w:right w:type="dxa" w:w="100"/>
-            </w:tcMar>
-            <w:vAlign w:val="center"/>
-          </w:tcPr>
-          <w:p>
-            <w:r>
-              <w:rPr>
-                <w:b w:val="false"/>
-                <w:bCs w:val="false"/>
-                <w:sz w:val="19"/>
-                <w:szCs w:val="19"/>
-              </w:rPr>
-              <w:t xml:space="preserve">김은지B, 서호연, 최현주, 이채영 (반복 데이터 수집)</w:t>
+            <w:tcW w:type="dxa" w:w="2860"/>
+            <w:tcBorders>
+              <w:top w:val="single" w:color="CCCCCC" w:sz="1"/>
+              <w:left w:val="single" w:color="CCCCCC" w:sz="1"/>
+              <w:bottom w:val="single" w:color="CCCCCC" w:sz="1"/>
+              <w:right w:val="single" w:color="CCCCCC" w:sz="1"/>
+            </w:tcBorders>
+            <w:tcMar>
+              <w:top w:type="dxa" w:w="80"/>
+              <w:left w:type="dxa" w:w="100"/>
+              <w:bottom w:type="dxa" w:w="80"/>
+              <w:right w:type="dxa" w:w="100"/>
+            </w:tcMar>
+            <w:vAlign w:val="center"/>
+          </w:tcPr>
+          <w:p>
+            <w:r>
+              <w:rPr>
+                <w:b w:val="false"/>
+                <w:bCs w:val="false"/>
+                <w:sz w:val="19"/>
+                <w:szCs w:val="19"/>
+              </w:rPr>
+              <w:t xml:space="preserve">김은지B, 서호연, 최현주, 이채영</w:t>
             </w:r>
           </w:p>
         </w:tc>
@@ -1484,6 +2190,35 @@
       <w:tr>
         <w:tc>
           <w:tcPr>
+            <w:tcW w:type="dxa" w:w="500"/>
+            <w:tcBorders>
+              <w:top w:val="single" w:color="CCCCCC" w:sz="1"/>
+              <w:left w:val="single" w:color="CCCCCC" w:sz="1"/>
+              <w:bottom w:val="single" w:color="CCCCCC" w:sz="1"/>
+              <w:right w:val="single" w:color="CCCCCC" w:sz="1"/>
+            </w:tcBorders>
+            <w:tcMar>
+              <w:top w:type="dxa" w:w="80"/>
+              <w:left w:type="dxa" w:w="100"/>
+              <w:bottom w:type="dxa" w:w="80"/>
+              <w:right w:type="dxa" w:w="100"/>
+            </w:tcMar>
+            <w:vAlign w:val="center"/>
+          </w:tcPr>
+          <w:p>
+            <w:r>
+              <w:rPr>
+                <w:b w:val="false"/>
+                <w:bCs w:val="false"/>
+                <w:sz w:val="19"/>
+                <w:szCs w:val="19"/>
+              </w:rPr>
+              <w:t xml:space="preserve"/>
+            </w:r>
+          </w:p>
+        </w:tc>
+        <w:tc>
+          <w:tcPr>
             <w:tcW w:type="dxa" w:w="700"/>
             <w:tcBorders>
               <w:top w:val="single" w:color="CCCCCC" w:sz="1"/>
@@ -1507,94 +2242,94 @@
                 <w:sz w:val="19"/>
                 <w:szCs w:val="19"/>
               </w:rPr>
-              <w:t xml:space="preserve">W2</w:t>
-            </w:r>
-          </w:p>
-        </w:tc>
-        <w:tc>
-          <w:tcPr>
-            <w:tcW w:type="dxa" w:w="2900"/>
-            <w:tcBorders>
-              <w:top w:val="single" w:color="CCCCCC" w:sz="1"/>
-              <w:left w:val="single" w:color="CCCCCC" w:sz="1"/>
-              <w:bottom w:val="single" w:color="CCCCCC" w:sz="1"/>
-              <w:right w:val="single" w:color="CCCCCC" w:sz="1"/>
-            </w:tcBorders>
-            <w:tcMar>
-              <w:top w:type="dxa" w:w="80"/>
-              <w:left w:type="dxa" w:w="100"/>
-              <w:bottom w:type="dxa" w:w="80"/>
-              <w:right w:type="dxa" w:w="100"/>
-            </w:tcMar>
-            <w:vAlign w:val="center"/>
-          </w:tcPr>
-          <w:p>
-            <w:r>
-              <w:rPr>
-                <w:b w:val="false"/>
-                <w:bCs w:val="false"/>
-                <w:sz w:val="19"/>
-                <w:szCs w:val="19"/>
-              </w:rPr>
-              <w:t xml:space="preserve">성과관리 에이전트 — 장진희(3기, HR)</w:t>
-            </w:r>
-          </w:p>
-        </w:tc>
-        <w:tc>
-          <w:tcPr>
-            <w:tcW w:type="dxa" w:w="2200"/>
-            <w:tcBorders>
-              <w:top w:val="single" w:color="CCCCCC" w:sz="1"/>
-              <w:left w:val="single" w:color="CCCCCC" w:sz="1"/>
-              <w:bottom w:val="single" w:color="CCCCCC" w:sz="1"/>
-              <w:right w:val="single" w:color="CCCCCC" w:sz="1"/>
-            </w:tcBorders>
-            <w:tcMar>
-              <w:top w:type="dxa" w:w="80"/>
-              <w:left w:type="dxa" w:w="100"/>
-              <w:bottom w:type="dxa" w:w="80"/>
-              <w:right w:type="dxa" w:w="100"/>
-            </w:tcMar>
-            <w:vAlign w:val="center"/>
-          </w:tcPr>
-          <w:p>
-            <w:r>
-              <w:rPr>
-                <w:b w:val="false"/>
-                <w:bCs w:val="false"/>
-                <w:sz w:val="19"/>
-                <w:szCs w:val="19"/>
-              </w:rPr>
-              <w:t xml:space="preserve">비개발자가 9주 만에 라이브 배포</w:t>
-            </w:r>
-          </w:p>
-        </w:tc>
-        <w:tc>
-          <w:tcPr>
-            <w:tcW w:type="dxa" w:w="3560"/>
-            <w:tcBorders>
-              <w:top w:val="single" w:color="CCCCCC" w:sz="1"/>
-              <w:left w:val="single" w:color="CCCCCC" w:sz="1"/>
-              <w:bottom w:val="single" w:color="CCCCCC" w:sz="1"/>
-              <w:right w:val="single" w:color="CCCCCC" w:sz="1"/>
-            </w:tcBorders>
-            <w:tcMar>
-              <w:top w:type="dxa" w:w="80"/>
-              <w:left w:type="dxa" w:w="100"/>
-              <w:bottom w:type="dxa" w:w="80"/>
-              <w:right w:type="dxa" w:w="100"/>
-            </w:tcMar>
-            <w:vAlign w:val="center"/>
-          </w:tcPr>
-          <w:p>
-            <w:r>
-              <w:rPr>
-                <w:b w:val="false"/>
-                <w:bCs w:val="false"/>
-                <w:sz w:val="19"/>
-                <w:szCs w:val="19"/>
-              </w:rPr>
-              <w:t xml:space="preserve">Base Level 1 (5명) + HR직군(공혜원·김민송·박다연)</w:t>
+              <w:t xml:space="preserve">대안</w:t>
+            </w:r>
+          </w:p>
+        </w:tc>
+        <w:tc>
+          <w:tcPr>
+            <w:tcW w:type="dxa" w:w="2700"/>
+            <w:tcBorders>
+              <w:top w:val="single" w:color="CCCCCC" w:sz="1"/>
+              <w:left w:val="single" w:color="CCCCCC" w:sz="1"/>
+              <w:bottom w:val="single" w:color="CCCCCC" w:sz="1"/>
+              <w:right w:val="single" w:color="CCCCCC" w:sz="1"/>
+            </w:tcBorders>
+            <w:tcMar>
+              <w:top w:type="dxa" w:w="80"/>
+              <w:left w:type="dxa" w:w="100"/>
+              <w:bottom w:type="dxa" w:w="80"/>
+              <w:right w:type="dxa" w:w="100"/>
+            </w:tcMar>
+            <w:vAlign w:val="center"/>
+          </w:tcPr>
+          <w:p>
+            <w:r>
+              <w:rPr>
+                <w:b w:val="false"/>
+                <w:bCs w:val="false"/>
+                <w:sz w:val="19"/>
+                <w:szCs w:val="19"/>
+              </w:rPr>
+              <w:t xml:space="preserve">숨합 운영업무 효율화 — 김태경(1→2기, 영업)</w:t>
+            </w:r>
+          </w:p>
+        </w:tc>
+        <w:tc>
+          <w:tcPr>
+            <w:tcW w:type="dxa" w:w="1900"/>
+            <w:tcBorders>
+              <w:top w:val="single" w:color="CCCCCC" w:sz="1"/>
+              <w:left w:val="single" w:color="CCCCCC" w:sz="1"/>
+              <w:bottom w:val="single" w:color="CCCCCC" w:sz="1"/>
+              <w:right w:val="single" w:color="CCCCCC" w:sz="1"/>
+            </w:tcBorders>
+            <w:tcMar>
+              <w:top w:type="dxa" w:w="80"/>
+              <w:left w:type="dxa" w:w="100"/>
+              <w:bottom w:type="dxa" w:w="80"/>
+              <w:right w:type="dxa" w:w="100"/>
+            </w:tcMar>
+            <w:vAlign w:val="center"/>
+          </w:tcPr>
+          <w:p>
+            <w:r>
+              <w:rPr>
+                <w:b w:val="false"/>
+                <w:bCs w:val="false"/>
+                <w:sz w:val="19"/>
+                <w:szCs w:val="19"/>
+              </w:rPr>
+              <w:t xml:space="preserve">리스트업·메일발송 완전 자동화</w:t>
+            </w:r>
+          </w:p>
+        </w:tc>
+        <w:tc>
+          <w:tcPr>
+            <w:tcW w:type="dxa" w:w="2860"/>
+            <w:tcBorders>
+              <w:top w:val="single" w:color="CCCCCC" w:sz="1"/>
+              <w:left w:val="single" w:color="CCCCCC" w:sz="1"/>
+              <w:bottom w:val="single" w:color="CCCCCC" w:sz="1"/>
+              <w:right w:val="single" w:color="CCCCCC" w:sz="1"/>
+            </w:tcBorders>
+            <w:tcMar>
+              <w:top w:type="dxa" w:w="80"/>
+              <w:left w:type="dxa" w:w="100"/>
+              <w:bottom w:type="dxa" w:w="80"/>
+              <w:right w:type="dxa" w:w="100"/>
+            </w:tcMar>
+            <w:vAlign w:val="center"/>
+          </w:tcPr>
+          <w:p>
+            <w:r>
+              <w:rPr>
+                <w:b w:val="false"/>
+                <w:bCs w:val="false"/>
+                <w:sz w:val="19"/>
+                <w:szCs w:val="19"/>
+              </w:rPr>
+              <w:t xml:space="preserve">이하경, 손수빈, 한여름</w:t>
             </w:r>
           </w:p>
         </w:tc>
@@ -1602,6 +2337,35 @@
       <w:tr>
         <w:tc>
           <w:tcPr>
+            <w:tcW w:type="dxa" w:w="500"/>
+            <w:tcBorders>
+              <w:top w:val="single" w:color="CCCCCC" w:sz="1"/>
+              <w:left w:val="single" w:color="CCCCCC" w:sz="1"/>
+              <w:bottom w:val="single" w:color="CCCCCC" w:sz="1"/>
+              <w:right w:val="single" w:color="CCCCCC" w:sz="1"/>
+            </w:tcBorders>
+            <w:tcMar>
+              <w:top w:type="dxa" w:w="80"/>
+              <w:left w:type="dxa" w:w="100"/>
+              <w:bottom w:type="dxa" w:w="80"/>
+              <w:right w:type="dxa" w:w="100"/>
+            </w:tcMar>
+            <w:vAlign w:val="center"/>
+          </w:tcPr>
+          <w:p>
+            <w:r>
+              <w:rPr>
+                <w:b w:val="false"/>
+                <w:bCs w:val="false"/>
+                <w:sz w:val="19"/>
+                <w:szCs w:val="19"/>
+              </w:rPr>
+              <w:t xml:space="preserve">W2</w:t>
+            </w:r>
+          </w:p>
+        </w:tc>
+        <w:tc>
+          <w:tcPr>
             <w:tcW w:type="dxa" w:w="700"/>
             <w:tcBorders>
               <w:top w:val="single" w:color="CCCCCC" w:sz="1"/>
@@ -1625,13 +2389,307 @@
                 <w:sz w:val="19"/>
                 <w:szCs w:val="19"/>
               </w:rPr>
+              <w:t xml:space="preserve">1안</w:t>
+            </w:r>
+          </w:p>
+        </w:tc>
+        <w:tc>
+          <w:tcPr>
+            <w:tcW w:type="dxa" w:w="2700"/>
+            <w:tcBorders>
+              <w:top w:val="single" w:color="CCCCCC" w:sz="1"/>
+              <w:left w:val="single" w:color="CCCCCC" w:sz="1"/>
+              <w:bottom w:val="single" w:color="CCCCCC" w:sz="1"/>
+              <w:right w:val="single" w:color="CCCCCC" w:sz="1"/>
+            </w:tcBorders>
+            <w:tcMar>
+              <w:top w:type="dxa" w:w="80"/>
+              <w:left w:type="dxa" w:w="100"/>
+              <w:bottom w:type="dxa" w:w="80"/>
+              <w:right w:type="dxa" w:w="100"/>
+            </w:tcMar>
+            <w:vAlign w:val="center"/>
+          </w:tcPr>
+          <w:p>
+            <w:r>
+              <w:rPr>
+                <w:b w:val="false"/>
+                <w:bCs w:val="false"/>
+                <w:sz w:val="19"/>
+                <w:szCs w:val="19"/>
+              </w:rPr>
+              <w:t xml:space="preserve">성과관리 에이전트 — 장진희(3기, HR)</w:t>
+            </w:r>
+          </w:p>
+        </w:tc>
+        <w:tc>
+          <w:tcPr>
+            <w:tcW w:type="dxa" w:w="1900"/>
+            <w:tcBorders>
+              <w:top w:val="single" w:color="CCCCCC" w:sz="1"/>
+              <w:left w:val="single" w:color="CCCCCC" w:sz="1"/>
+              <w:bottom w:val="single" w:color="CCCCCC" w:sz="1"/>
+              <w:right w:val="single" w:color="CCCCCC" w:sz="1"/>
+            </w:tcBorders>
+            <w:tcMar>
+              <w:top w:type="dxa" w:w="80"/>
+              <w:left w:type="dxa" w:w="100"/>
+              <w:bottom w:type="dxa" w:w="80"/>
+              <w:right w:type="dxa" w:w="100"/>
+            </w:tcMar>
+            <w:vAlign w:val="center"/>
+          </w:tcPr>
+          <w:p>
+            <w:r>
+              <w:rPr>
+                <w:b w:val="false"/>
+                <w:bCs w:val="false"/>
+                <w:sz w:val="19"/>
+                <w:szCs w:val="19"/>
+              </w:rPr>
+              <w:t xml:space="preserve">비개발자가 9주 만에 라이브 배포</w:t>
+            </w:r>
+          </w:p>
+        </w:tc>
+        <w:tc>
+          <w:tcPr>
+            <w:tcW w:type="dxa" w:w="2860"/>
+            <w:tcBorders>
+              <w:top w:val="single" w:color="CCCCCC" w:sz="1"/>
+              <w:left w:val="single" w:color="CCCCCC" w:sz="1"/>
+              <w:bottom w:val="single" w:color="CCCCCC" w:sz="1"/>
+              <w:right w:val="single" w:color="CCCCCC" w:sz="1"/>
+            </w:tcBorders>
+            <w:tcMar>
+              <w:top w:type="dxa" w:w="80"/>
+              <w:left w:type="dxa" w:w="100"/>
+              <w:bottom w:type="dxa" w:w="80"/>
+              <w:right w:type="dxa" w:w="100"/>
+            </w:tcMar>
+            <w:vAlign w:val="center"/>
+          </w:tcPr>
+          <w:p>
+            <w:r>
+              <w:rPr>
+                <w:b w:val="false"/>
+                <w:bCs w:val="false"/>
+                <w:sz w:val="19"/>
+                <w:szCs w:val="19"/>
+              </w:rPr>
+              <w:t xml:space="preserve">Base Level 1(5명)+HR(공혜원·김민송·박다연)</w:t>
+            </w:r>
+          </w:p>
+        </w:tc>
+      </w:tr>
+      <w:tr>
+        <w:tc>
+          <w:tcPr>
+            <w:tcW w:type="dxa" w:w="500"/>
+            <w:tcBorders>
+              <w:top w:val="single" w:color="CCCCCC" w:sz="1"/>
+              <w:left w:val="single" w:color="CCCCCC" w:sz="1"/>
+              <w:bottom w:val="single" w:color="CCCCCC" w:sz="1"/>
+              <w:right w:val="single" w:color="CCCCCC" w:sz="1"/>
+            </w:tcBorders>
+            <w:tcMar>
+              <w:top w:type="dxa" w:w="80"/>
+              <w:left w:type="dxa" w:w="100"/>
+              <w:bottom w:type="dxa" w:w="80"/>
+              <w:right w:type="dxa" w:w="100"/>
+            </w:tcMar>
+            <w:vAlign w:val="center"/>
+          </w:tcPr>
+          <w:p>
+            <w:r>
+              <w:rPr>
+                <w:b w:val="false"/>
+                <w:bCs w:val="false"/>
+                <w:sz w:val="19"/>
+                <w:szCs w:val="19"/>
+              </w:rPr>
+              <w:t xml:space="preserve"/>
+            </w:r>
+          </w:p>
+        </w:tc>
+        <w:tc>
+          <w:tcPr>
+            <w:tcW w:type="dxa" w:w="700"/>
+            <w:tcBorders>
+              <w:top w:val="single" w:color="CCCCCC" w:sz="1"/>
+              <w:left w:val="single" w:color="CCCCCC" w:sz="1"/>
+              <w:bottom w:val="single" w:color="CCCCCC" w:sz="1"/>
+              <w:right w:val="single" w:color="CCCCCC" w:sz="1"/>
+            </w:tcBorders>
+            <w:tcMar>
+              <w:top w:type="dxa" w:w="80"/>
+              <w:left w:type="dxa" w:w="100"/>
+              <w:bottom w:type="dxa" w:w="80"/>
+              <w:right w:type="dxa" w:w="100"/>
+            </w:tcMar>
+            <w:vAlign w:val="center"/>
+          </w:tcPr>
+          <w:p>
+            <w:r>
+              <w:rPr>
+                <w:b w:val="false"/>
+                <w:bCs w:val="false"/>
+                <w:sz w:val="19"/>
+                <w:szCs w:val="19"/>
+              </w:rPr>
+              <w:t xml:space="preserve">대안</w:t>
+            </w:r>
+          </w:p>
+        </w:tc>
+        <w:tc>
+          <w:tcPr>
+            <w:tcW w:type="dxa" w:w="2700"/>
+            <w:tcBorders>
+              <w:top w:val="single" w:color="CCCCCC" w:sz="1"/>
+              <w:left w:val="single" w:color="CCCCCC" w:sz="1"/>
+              <w:bottom w:val="single" w:color="CCCCCC" w:sz="1"/>
+              <w:right w:val="single" w:color="CCCCCC" w:sz="1"/>
+            </w:tcBorders>
+            <w:tcMar>
+              <w:top w:type="dxa" w:w="80"/>
+              <w:left w:type="dxa" w:w="100"/>
+              <w:bottom w:type="dxa" w:w="80"/>
+              <w:right w:type="dxa" w:w="100"/>
+            </w:tcMar>
+            <w:vAlign w:val="center"/>
+          </w:tcPr>
+          <w:p>
+            <w:r>
+              <w:rPr>
+                <w:b w:val="false"/>
+                <w:bCs w:val="false"/>
+                <w:sz w:val="19"/>
+                <w:szCs w:val="19"/>
+              </w:rPr>
+              <w:t xml:space="preserve">인턴관리 대시보드&amp;이력서 변환기 — 김민정(3기)</w:t>
+            </w:r>
+          </w:p>
+        </w:tc>
+        <w:tc>
+          <w:tcPr>
+            <w:tcW w:type="dxa" w:w="1900"/>
+            <w:tcBorders>
+              <w:top w:val="single" w:color="CCCCCC" w:sz="1"/>
+              <w:left w:val="single" w:color="CCCCCC" w:sz="1"/>
+              <w:bottom w:val="single" w:color="CCCCCC" w:sz="1"/>
+              <w:right w:val="single" w:color="CCCCCC" w:sz="1"/>
+            </w:tcBorders>
+            <w:tcMar>
+              <w:top w:type="dxa" w:w="80"/>
+              <w:left w:type="dxa" w:w="100"/>
+              <w:bottom w:type="dxa" w:w="80"/>
+              <w:right w:type="dxa" w:w="100"/>
+            </w:tcMar>
+            <w:vAlign w:val="center"/>
+          </w:tcPr>
+          <w:p>
+            <w:r>
+              <w:rPr>
+                <w:b w:val="false"/>
+                <w:bCs w:val="false"/>
+                <w:sz w:val="19"/>
+                <w:szCs w:val="19"/>
+              </w:rPr>
+              <w:t xml:space="preserve">동료 언급 1위, 사내배포+유저공개</w:t>
+            </w:r>
+          </w:p>
+        </w:tc>
+        <w:tc>
+          <w:tcPr>
+            <w:tcW w:type="dxa" w:w="2860"/>
+            <w:tcBorders>
+              <w:top w:val="single" w:color="CCCCCC" w:sz="1"/>
+              <w:left w:val="single" w:color="CCCCCC" w:sz="1"/>
+              <w:bottom w:val="single" w:color="CCCCCC" w:sz="1"/>
+              <w:right w:val="single" w:color="CCCCCC" w:sz="1"/>
+            </w:tcBorders>
+            <w:tcMar>
+              <w:top w:type="dxa" w:w="80"/>
+              <w:left w:type="dxa" w:w="100"/>
+              <w:bottom w:type="dxa" w:w="80"/>
+              <w:right w:type="dxa" w:w="100"/>
+            </w:tcMar>
+            <w:vAlign w:val="center"/>
+          </w:tcPr>
+          <w:p>
+            <w:r>
+              <w:rPr>
+                <w:b w:val="false"/>
+                <w:bCs w:val="false"/>
+                <w:sz w:val="19"/>
+                <w:szCs w:val="19"/>
+              </w:rPr>
+              <w:t xml:space="preserve">Base Level 1 + HR직군</w:t>
+            </w:r>
+          </w:p>
+        </w:tc>
+      </w:tr>
+      <w:tr>
+        <w:tc>
+          <w:tcPr>
+            <w:tcW w:type="dxa" w:w="500"/>
+            <w:tcBorders>
+              <w:top w:val="single" w:color="CCCCCC" w:sz="1"/>
+              <w:left w:val="single" w:color="CCCCCC" w:sz="1"/>
+              <w:bottom w:val="single" w:color="CCCCCC" w:sz="1"/>
+              <w:right w:val="single" w:color="CCCCCC" w:sz="1"/>
+            </w:tcBorders>
+            <w:tcMar>
+              <w:top w:type="dxa" w:w="80"/>
+              <w:left w:type="dxa" w:w="100"/>
+              <w:bottom w:type="dxa" w:w="80"/>
+              <w:right w:type="dxa" w:w="100"/>
+            </w:tcMar>
+            <w:vAlign w:val="center"/>
+          </w:tcPr>
+          <w:p>
+            <w:r>
+              <w:rPr>
+                <w:b w:val="false"/>
+                <w:bCs w:val="false"/>
+                <w:sz w:val="19"/>
+                <w:szCs w:val="19"/>
+              </w:rPr>
               <w:t xml:space="preserve">W3</w:t>
             </w:r>
           </w:p>
         </w:tc>
         <w:tc>
           <w:tcPr>
-            <w:tcW w:type="dxa" w:w="2900"/>
+            <w:tcW w:type="dxa" w:w="700"/>
+            <w:tcBorders>
+              <w:top w:val="single" w:color="CCCCCC" w:sz="1"/>
+              <w:left w:val="single" w:color="CCCCCC" w:sz="1"/>
+              <w:bottom w:val="single" w:color="CCCCCC" w:sz="1"/>
+              <w:right w:val="single" w:color="CCCCCC" w:sz="1"/>
+            </w:tcBorders>
+            <w:tcMar>
+              <w:top w:type="dxa" w:w="80"/>
+              <w:left w:type="dxa" w:w="100"/>
+              <w:bottom w:type="dxa" w:w="80"/>
+              <w:right w:type="dxa" w:w="100"/>
+            </w:tcMar>
+            <w:vAlign w:val="center"/>
+          </w:tcPr>
+          <w:p>
+            <w:r>
+              <w:rPr>
+                <w:b w:val="false"/>
+                <w:bCs w:val="false"/>
+                <w:sz w:val="19"/>
+                <w:szCs w:val="19"/>
+              </w:rPr>
+              <w:t xml:space="preserve">1안</w:t>
+            </w:r>
+          </w:p>
+        </w:tc>
+        <w:tc>
+          <w:tcPr>
+            <w:tcW w:type="dxa" w:w="2700"/>
             <w:tcBorders>
               <w:top w:val="single" w:color="CCCCCC" w:sz="1"/>
               <w:left w:val="single" w:color="CCCCCC" w:sz="1"/>
@@ -1660,7 +2718,7 @@
         </w:tc>
         <w:tc>
           <w:tcPr>
-            <w:tcW w:type="dxa" w:w="2200"/>
+            <w:tcW w:type="dxa" w:w="1900"/>
             <w:tcBorders>
               <w:top w:val="single" w:color="CCCCCC" w:sz="1"/>
               <w:left w:val="single" w:color="CCCCCC" w:sz="1"/>
@@ -1689,30 +2747,177 @@
         </w:tc>
         <w:tc>
           <w:tcPr>
-            <w:tcW w:type="dxa" w:w="3560"/>
-            <w:tcBorders>
-              <w:top w:val="single" w:color="CCCCCC" w:sz="1"/>
-              <w:left w:val="single" w:color="CCCCCC" w:sz="1"/>
-              <w:bottom w:val="single" w:color="CCCCCC" w:sz="1"/>
-              <w:right w:val="single" w:color="CCCCCC" w:sz="1"/>
-            </w:tcBorders>
-            <w:tcMar>
-              <w:top w:type="dxa" w:w="80"/>
-              <w:left w:type="dxa" w:w="100"/>
-              <w:bottom w:type="dxa" w:w="80"/>
-              <w:right w:type="dxa" w:w="100"/>
-            </w:tcMar>
-            <w:vAlign w:val="center"/>
-          </w:tcPr>
-          <w:p>
-            <w:r>
-              <w:rPr>
-                <w:b w:val="false"/>
-                <w:bCs w:val="false"/>
-                <w:sz w:val="19"/>
-                <w:szCs w:val="19"/>
-              </w:rPr>
-              <w:t xml:space="preserve">반복 승인/검증 업무(이하경·한지혜·손수빈)</w:t>
+            <w:tcW w:type="dxa" w:w="2860"/>
+            <w:tcBorders>
+              <w:top w:val="single" w:color="CCCCCC" w:sz="1"/>
+              <w:left w:val="single" w:color="CCCCCC" w:sz="1"/>
+              <w:bottom w:val="single" w:color="CCCCCC" w:sz="1"/>
+              <w:right w:val="single" w:color="CCCCCC" w:sz="1"/>
+            </w:tcBorders>
+            <w:tcMar>
+              <w:top w:type="dxa" w:w="80"/>
+              <w:left w:type="dxa" w:w="100"/>
+              <w:bottom w:type="dxa" w:w="80"/>
+              <w:right w:type="dxa" w:w="100"/>
+            </w:tcMar>
+            <w:vAlign w:val="center"/>
+          </w:tcPr>
+          <w:p>
+            <w:r>
+              <w:rPr>
+                <w:b w:val="false"/>
+                <w:bCs w:val="false"/>
+                <w:sz w:val="19"/>
+                <w:szCs w:val="19"/>
+              </w:rPr>
+              <w:t xml:space="preserve">반복 승인/검증(이하경·한지혜·손수빈)</w:t>
+            </w:r>
+          </w:p>
+        </w:tc>
+      </w:tr>
+      <w:tr>
+        <w:tc>
+          <w:tcPr>
+            <w:tcW w:type="dxa" w:w="500"/>
+            <w:tcBorders>
+              <w:top w:val="single" w:color="CCCCCC" w:sz="1"/>
+              <w:left w:val="single" w:color="CCCCCC" w:sz="1"/>
+              <w:bottom w:val="single" w:color="CCCCCC" w:sz="1"/>
+              <w:right w:val="single" w:color="CCCCCC" w:sz="1"/>
+            </w:tcBorders>
+            <w:tcMar>
+              <w:top w:type="dxa" w:w="80"/>
+              <w:left w:type="dxa" w:w="100"/>
+              <w:bottom w:type="dxa" w:w="80"/>
+              <w:right w:type="dxa" w:w="100"/>
+            </w:tcMar>
+            <w:vAlign w:val="center"/>
+          </w:tcPr>
+          <w:p>
+            <w:r>
+              <w:rPr>
+                <w:b w:val="false"/>
+                <w:bCs w:val="false"/>
+                <w:sz w:val="19"/>
+                <w:szCs w:val="19"/>
+              </w:rPr>
+              <w:t xml:space="preserve"/>
+            </w:r>
+          </w:p>
+        </w:tc>
+        <w:tc>
+          <w:tcPr>
+            <w:tcW w:type="dxa" w:w="700"/>
+            <w:tcBorders>
+              <w:top w:val="single" w:color="CCCCCC" w:sz="1"/>
+              <w:left w:val="single" w:color="CCCCCC" w:sz="1"/>
+              <w:bottom w:val="single" w:color="CCCCCC" w:sz="1"/>
+              <w:right w:val="single" w:color="CCCCCC" w:sz="1"/>
+            </w:tcBorders>
+            <w:tcMar>
+              <w:top w:type="dxa" w:w="80"/>
+              <w:left w:type="dxa" w:w="100"/>
+              <w:bottom w:type="dxa" w:w="80"/>
+              <w:right w:type="dxa" w:w="100"/>
+            </w:tcMar>
+            <w:vAlign w:val="center"/>
+          </w:tcPr>
+          <w:p>
+            <w:r>
+              <w:rPr>
+                <w:b w:val="false"/>
+                <w:bCs w:val="false"/>
+                <w:sz w:val="19"/>
+                <w:szCs w:val="19"/>
+              </w:rPr>
+              <w:t xml:space="preserve">대안</w:t>
+            </w:r>
+          </w:p>
+        </w:tc>
+        <w:tc>
+          <w:tcPr>
+            <w:tcW w:type="dxa" w:w="2700"/>
+            <w:tcBorders>
+              <w:top w:val="single" w:color="CCCCCC" w:sz="1"/>
+              <w:left w:val="single" w:color="CCCCCC" w:sz="1"/>
+              <w:bottom w:val="single" w:color="CCCCCC" w:sz="1"/>
+              <w:right w:val="single" w:color="CCCCCC" w:sz="1"/>
+            </w:tcBorders>
+            <w:tcMar>
+              <w:top w:type="dxa" w:w="80"/>
+              <w:left w:type="dxa" w:w="100"/>
+              <w:bottom w:type="dxa" w:w="80"/>
+              <w:right w:type="dxa" w:w="100"/>
+            </w:tcMar>
+            <w:vAlign w:val="center"/>
+          </w:tcPr>
+          <w:p>
+            <w:r>
+              <w:rPr>
+                <w:b w:val="false"/>
+                <w:bCs w:val="false"/>
+                <w:sz w:val="19"/>
+                <w:szCs w:val="19"/>
+              </w:rPr>
+              <w:t xml:space="preserve">노무 에이전트+인사운영 리마인드 — 정소연(3기, HR)</w:t>
+            </w:r>
+          </w:p>
+        </w:tc>
+        <w:tc>
+          <w:tcPr>
+            <w:tcW w:type="dxa" w:w="1900"/>
+            <w:tcBorders>
+              <w:top w:val="single" w:color="CCCCCC" w:sz="1"/>
+              <w:left w:val="single" w:color="CCCCCC" w:sz="1"/>
+              <w:bottom w:val="single" w:color="CCCCCC" w:sz="1"/>
+              <w:right w:val="single" w:color="CCCCCC" w:sz="1"/>
+            </w:tcBorders>
+            <w:tcMar>
+              <w:top w:type="dxa" w:w="80"/>
+              <w:left w:type="dxa" w:w="100"/>
+              <w:bottom w:type="dxa" w:w="80"/>
+              <w:right w:type="dxa" w:w="100"/>
+            </w:tcMar>
+            <w:vAlign w:val="center"/>
+          </w:tcPr>
+          <w:p>
+            <w:r>
+              <w:rPr>
+                <w:b w:val="false"/>
+                <w:bCs w:val="false"/>
+                <w:sz w:val="19"/>
+                <w:szCs w:val="19"/>
+              </w:rPr>
+              <w:t xml:space="preserve">사내 배포, 반복확인 자동알림 전환</w:t>
+            </w:r>
+          </w:p>
+        </w:tc>
+        <w:tc>
+          <w:tcPr>
+            <w:tcW w:type="dxa" w:w="2860"/>
+            <w:tcBorders>
+              <w:top w:val="single" w:color="CCCCCC" w:sz="1"/>
+              <w:left w:val="single" w:color="CCCCCC" w:sz="1"/>
+              <w:bottom w:val="single" w:color="CCCCCC" w:sz="1"/>
+              <w:right w:val="single" w:color="CCCCCC" w:sz="1"/>
+            </w:tcBorders>
+            <w:tcMar>
+              <w:top w:type="dxa" w:w="80"/>
+              <w:left w:type="dxa" w:w="100"/>
+              <w:bottom w:type="dxa" w:w="80"/>
+              <w:right w:type="dxa" w:w="100"/>
+            </w:tcMar>
+            <w:vAlign w:val="center"/>
+          </w:tcPr>
+          <w:p>
+            <w:r>
+              <w:rPr>
+                <w:b w:val="false"/>
+                <w:bCs w:val="false"/>
+                <w:sz w:val="19"/>
+                <w:szCs w:val="19"/>
+              </w:rPr>
+              <w:t xml:space="preserve">반복 승인/검증 + HR직군</w:t>
             </w:r>
           </w:p>
         </w:tc>
@@ -1730,7 +2935,7 @@
         </w:rPr>
         <w:t xml:space="preserve">상세 내용: </w:t>
       </w:r>
-      <w:hyperlink w:history="1" r:id="rId8gr1ried9i4rn759v6n1d">
+      <w:hyperlink w:history="1" r:id="rIds2obylogxdn_ko-iemjmc">
         <w:r>
           <w:rPr>
             <w:rStyle w:val="Hyperlink"/>

--- a/docs/AX챔피언_아이패밀리SC_1기_사전점검미팅_요약_0730.docx
+++ b/docs/AX챔피언_아이패밀리SC_1기_사전점검미팅_요약_0730.docx
@@ -62,7 +62,7 @@
           <w:sz w:val="20"/>
           <w:szCs w:val="20"/>
         </w:rPr>
-        <w:t xml:space="preserve">협의 필요 사항 4건 최종 확정</w:t>
+        <w:t xml:space="preserve">협의 필요 사항 5건 최종 확정</w:t>
       </w:r>
     </w:p>
     <w:p>
@@ -96,7 +96,7 @@
           <w:sz w:val="20"/>
           <w:szCs w:val="20"/>
         </w:rPr>
-        <w:t xml:space="preserve">확정된 운영 일정·조 편성·사례공유 계획 공유</w:t>
+        <w:t xml:space="preserve">확정된 운영 일정·조 편성(잠정안)·사례공유 계획 공유</w:t>
       </w:r>
     </w:p>
     <w:p>
@@ -104,7 +104,7 @@
         <w:pStyle w:val="Heading1"/>
       </w:pPr>
       <w:r>
-        <w:t xml:space="preserve">2. 협의 필요 사항 (4건)</w:t>
+        <w:t xml:space="preserve">2. 협의 필요 사항 (5건)</w:t>
       </w:r>
     </w:p>
     <w:tbl>
@@ -571,6 +571,95 @@
                 <w:szCs w:val="19"/>
               </w:rPr>
               <w:t xml:space="preserve">W1 이전 워밍업 세션 추가 여부·시점</w:t>
+            </w:r>
+          </w:p>
+        </w:tc>
+      </w:tr>
+      <w:tr>
+        <w:tc>
+          <w:tcPr>
+            <w:tcW w:type="dxa" w:w="2200"/>
+            <w:tcBorders>
+              <w:top w:val="single" w:color="CCCCCC" w:sz="1"/>
+              <w:left w:val="single" w:color="CCCCCC" w:sz="1"/>
+              <w:bottom w:val="single" w:color="CCCCCC" w:sz="1"/>
+              <w:right w:val="single" w:color="CCCCCC" w:sz="1"/>
+            </w:tcBorders>
+            <w:tcMar>
+              <w:top w:type="dxa" w:w="80"/>
+              <w:left w:type="dxa" w:w="100"/>
+              <w:bottom w:type="dxa" w:w="80"/>
+              <w:right w:type="dxa" w:w="100"/>
+            </w:tcMar>
+            <w:vAlign w:val="center"/>
+          </w:tcPr>
+          <w:p>
+            <w:r>
+              <w:rPr>
+                <w:b w:val="false"/>
+                <w:bCs w:val="false"/>
+                <w:sz w:val="19"/>
+                <w:szCs w:val="19"/>
+              </w:rPr>
+              <w:t xml:space="preserve">조 편성 최종 확정 시점</w:t>
+            </w:r>
+          </w:p>
+        </w:tc>
+        <w:tc>
+          <w:tcPr>
+            <w:tcW w:type="dxa" w:w="4200"/>
+            <w:tcBorders>
+              <w:top w:val="single" w:color="CCCCCC" w:sz="1"/>
+              <w:left w:val="single" w:color="CCCCCC" w:sz="1"/>
+              <w:bottom w:val="single" w:color="CCCCCC" w:sz="1"/>
+              <w:right w:val="single" w:color="CCCCCC" w:sz="1"/>
+            </w:tcBorders>
+            <w:tcMar>
+              <w:top w:type="dxa" w:w="80"/>
+              <w:left w:type="dxa" w:w="100"/>
+              <w:bottom w:type="dxa" w:w="80"/>
+              <w:right w:type="dxa" w:w="100"/>
+            </w:tcMar>
+            <w:vAlign w:val="center"/>
+          </w:tcPr>
+          <w:p>
+            <w:r>
+              <w:rPr>
+                <w:b w:val="false"/>
+                <w:bCs w:val="false"/>
+                <w:sz w:val="19"/>
+                <w:szCs w:val="19"/>
+              </w:rPr>
+              <w:t xml:space="preserve">아이패밀리SC TF(박다연)가 정밀 AI활용 서베이 추가 진행 중 — 마감 7/29, 취합 목표 7/30(미팅 당일)</w:t>
+            </w:r>
+          </w:p>
+        </w:tc>
+        <w:tc>
+          <w:tcPr>
+            <w:tcW w:type="dxa" w:w="2960"/>
+            <w:tcBorders>
+              <w:top w:val="single" w:color="CCCCCC" w:sz="1"/>
+              <w:left w:val="single" w:color="CCCCCC" w:sz="1"/>
+              <w:bottom w:val="single" w:color="CCCCCC" w:sz="1"/>
+              <w:right w:val="single" w:color="CCCCCC" w:sz="1"/>
+            </w:tcBorders>
+            <w:tcMar>
+              <w:top w:type="dxa" w:w="80"/>
+              <w:left w:type="dxa" w:w="100"/>
+              <w:bottom w:type="dxa" w:w="80"/>
+              <w:right w:type="dxa" w:w="100"/>
+            </w:tcMar>
+            <w:vAlign w:val="center"/>
+          </w:tcPr>
+          <w:p>
+            <w:r>
+              <w:rPr>
+                <w:b w:val="false"/>
+                <w:bCs w:val="false"/>
+                <w:sz w:val="19"/>
+                <w:szCs w:val="19"/>
+              </w:rPr>
+              <w:t xml:space="preserve">조편성은 이 미팅 시점엔 잠정안. 최종안 공유 시점·방식 확인</w:t>
             </w:r>
           </w:p>
         </w:tc>
@@ -1242,7 +1331,7 @@
           <w:sz w:val="20"/>
           <w:szCs w:val="20"/>
         </w:rPr>
-        <w:t xml:space="preserve">조 구성: 운영안 원안대로 직군 섞은 4명×5조로 확정 (4번 참고)</w:t>
+        <w:t xml:space="preserve">조 구성 방식: 운영안 원안대로 직군 섞은 4명×5조로 확정 (실제 명단은 잠정안, 4번 참고)</w:t>
       </w:r>
     </w:p>
     <w:p>
@@ -1267,7 +1356,22 @@
         <w:pStyle w:val="Heading1"/>
       </w:pPr>
       <w:r>
-        <w:t xml:space="preserve">4. 조 구성 — 직군 섞은 5조</w:t>
+        <w:t xml:space="preserve">4. 조 구성 (잠정안) — 직군 섞은 5조</w:t>
+      </w:r>
+    </w:p>
+    <w:p>
+      <w:pPr>
+        <w:spacing w:after="100"/>
+      </w:pPr>
+      <w:r>
+        <w:rPr>
+          <w:i/>
+          <w:iCs/>
+          <w:color w:val="666666"/>
+          <w:sz w:val="20"/>
+          <w:szCs w:val="20"/>
+        </w:rPr>
+        <w:t xml:space="preserve">1차 설문(개방형 서술) 기준 잠정안. 정밀 AI활용 서베이(7/29 마감) 취합 후 Base Level·조편성 재계산 예정 — 미팅에서는 확정안이 아닌 잠정안으로 공유.</w:t>
       </w:r>
     </w:p>
     <w:tbl>
@@ -1863,7 +1967,7 @@
           <w:sz w:val="18"/>
           <w:szCs w:val="18"/>
         </w:rPr>
-        <w:t xml:space="preserve">1안 발표자(이원희·장진희·장수지)가 다른 프로그램 발표와 겹칠 수 있어, 교체 대신 주차별 대안을 함께 준비. 겹치면 대안으로 전환.</w:t>
+        <w:t xml:space="preserve">이원희 님의 실제 가능 일정이 W1이 아닌 W3으로 확인되어, W3으로 이동. W1은 기존 대안 김태경으로 확정. W2·W3은 1안+대안 구조 유지.</w:t>
       </w:r>
     </w:p>
     <w:tbl>
@@ -2095,7 +2199,7 @@
                 <w:sz w:val="19"/>
                 <w:szCs w:val="19"/>
               </w:rPr>
-              <w:t xml:space="preserve">1안</w:t>
+              <w:t xml:space="preserve">확정</w:t>
             </w:r>
           </w:p>
         </w:tc>
@@ -2124,7 +2228,7 @@
                 <w:sz w:val="19"/>
                 <w:szCs w:val="19"/>
               </w:rPr>
-              <w:t xml:space="preserve">경쟁사 크롤링 자동화 — 이원희(1→2기)</w:t>
+              <w:t xml:space="preserve">숨합 운영업무 효율화 — 김태경(1→2기, 영업)</w:t>
             </w:r>
           </w:p>
         </w:tc>
@@ -2153,7 +2257,7 @@
                 <w:sz w:val="19"/>
                 <w:szCs w:val="19"/>
               </w:rPr>
-              <w:t xml:space="preserve">8시간→30분 자동화</w:t>
+              <w:t xml:space="preserve">리스트업·메일발송 완전 자동화</w:t>
             </w:r>
           </w:p>
         </w:tc>
@@ -2182,7 +2286,7 @@
                 <w:sz w:val="19"/>
                 <w:szCs w:val="19"/>
               </w:rPr>
-              <w:t xml:space="preserve">김은지B, 서호연, 최현주, 이채영</w:t>
+              <w:t xml:space="preserve">이하경, 손수빈, 한여름</w:t>
             </w:r>
           </w:p>
         </w:tc>
@@ -2213,7 +2317,7 @@
                 <w:sz w:val="19"/>
                 <w:szCs w:val="19"/>
               </w:rPr>
-              <w:t xml:space="preserve"/>
+              <w:t xml:space="preserve">W2</w:t>
             </w:r>
           </w:p>
         </w:tc>
@@ -2242,7 +2346,7 @@
                 <w:sz w:val="19"/>
                 <w:szCs w:val="19"/>
               </w:rPr>
-              <w:t xml:space="preserve">대안</w:t>
+              <w:t xml:space="preserve">1안</w:t>
             </w:r>
           </w:p>
         </w:tc>
@@ -2271,7 +2375,7 @@
                 <w:sz w:val="19"/>
                 <w:szCs w:val="19"/>
               </w:rPr>
-              <w:t xml:space="preserve">숨합 운영업무 효율화 — 김태경(1→2기, 영업)</w:t>
+              <w:t xml:space="preserve">성과관리 에이전트 — 장진희(3기, HR)</w:t>
             </w:r>
           </w:p>
         </w:tc>
@@ -2300,7 +2404,7 @@
                 <w:sz w:val="19"/>
                 <w:szCs w:val="19"/>
               </w:rPr>
-              <w:t xml:space="preserve">리스트업·메일발송 완전 자동화</w:t>
+              <w:t xml:space="preserve">비개발자가 9주 만에 라이브 배포</w:t>
             </w:r>
           </w:p>
         </w:tc>
@@ -2329,7 +2433,7 @@
                 <w:sz w:val="19"/>
                 <w:szCs w:val="19"/>
               </w:rPr>
-              <w:t xml:space="preserve">이하경, 손수빈, 한여름</w:t>
+              <w:t xml:space="preserve">Base Level 1(5명)+HR(공혜원·김민송·박다연)</w:t>
             </w:r>
           </w:p>
         </w:tc>
@@ -2360,7 +2464,7 @@
                 <w:sz w:val="19"/>
                 <w:szCs w:val="19"/>
               </w:rPr>
-              <w:t xml:space="preserve">W2</w:t>
+              <w:t xml:space="preserve"/>
             </w:r>
           </w:p>
         </w:tc>
@@ -2389,7 +2493,7 @@
                 <w:sz w:val="19"/>
                 <w:szCs w:val="19"/>
               </w:rPr>
-              <w:t xml:space="preserve">1안</w:t>
+              <w:t xml:space="preserve">대안</w:t>
             </w:r>
           </w:p>
         </w:tc>
@@ -2418,7 +2522,7 @@
                 <w:sz w:val="19"/>
                 <w:szCs w:val="19"/>
               </w:rPr>
-              <w:t xml:space="preserve">성과관리 에이전트 — 장진희(3기, HR)</w:t>
+              <w:t xml:space="preserve">인턴관리 대시보드&amp;이력서 변환기 — 김민정(3기)</w:t>
             </w:r>
           </w:p>
         </w:tc>
@@ -2447,7 +2551,7 @@
                 <w:sz w:val="19"/>
                 <w:szCs w:val="19"/>
               </w:rPr>
-              <w:t xml:space="preserve">비개발자가 9주 만에 라이브 배포</w:t>
+              <w:t xml:space="preserve">동료 언급 1위, 사내배포+유저공개</w:t>
             </w:r>
           </w:p>
         </w:tc>
@@ -2476,7 +2580,7 @@
                 <w:sz w:val="19"/>
                 <w:szCs w:val="19"/>
               </w:rPr>
-              <w:t xml:space="preserve">Base Level 1(5명)+HR(공혜원·김민송·박다연)</w:t>
+              <w:t xml:space="preserve">Base Level 1 + HR직군</w:t>
             </w:r>
           </w:p>
         </w:tc>
@@ -2507,7 +2611,7 @@
                 <w:sz w:val="19"/>
                 <w:szCs w:val="19"/>
               </w:rPr>
-              <w:t xml:space="preserve"/>
+              <w:t xml:space="preserve">W3</w:t>
             </w:r>
           </w:p>
         </w:tc>
@@ -2536,7 +2640,7 @@
                 <w:sz w:val="19"/>
                 <w:szCs w:val="19"/>
               </w:rPr>
-              <w:t xml:space="preserve">대안</w:t>
+              <w:t xml:space="preserve">1안</w:t>
             </w:r>
           </w:p>
         </w:tc>
@@ -2565,7 +2669,7 @@
                 <w:sz w:val="19"/>
                 <w:szCs w:val="19"/>
               </w:rPr>
-              <w:t xml:space="preserve">인턴관리 대시보드&amp;이력서 변환기 — 김민정(3기)</w:t>
+              <w:t xml:space="preserve">경쟁사 크롤링 자동화 — 이원희(1→2기, W1에서 이동)</w:t>
             </w:r>
           </w:p>
         </w:tc>
@@ -2594,7 +2698,7 @@
                 <w:sz w:val="19"/>
                 <w:szCs w:val="19"/>
               </w:rPr>
-              <w:t xml:space="preserve">동료 언급 1위, 사내배포+유저공개</w:t>
+              <w:t xml:space="preserve">8시간→30분 자동화</w:t>
             </w:r>
           </w:p>
         </w:tc>
@@ -2623,154 +2727,7 @@
                 <w:sz w:val="19"/>
                 <w:szCs w:val="19"/>
               </w:rPr>
-              <w:t xml:space="preserve">Base Level 1 + HR직군</w:t>
-            </w:r>
-          </w:p>
-        </w:tc>
-      </w:tr>
-      <w:tr>
-        <w:tc>
-          <w:tcPr>
-            <w:tcW w:type="dxa" w:w="500"/>
-            <w:tcBorders>
-              <w:top w:val="single" w:color="CCCCCC" w:sz="1"/>
-              <w:left w:val="single" w:color="CCCCCC" w:sz="1"/>
-              <w:bottom w:val="single" w:color="CCCCCC" w:sz="1"/>
-              <w:right w:val="single" w:color="CCCCCC" w:sz="1"/>
-            </w:tcBorders>
-            <w:tcMar>
-              <w:top w:type="dxa" w:w="80"/>
-              <w:left w:type="dxa" w:w="100"/>
-              <w:bottom w:type="dxa" w:w="80"/>
-              <w:right w:type="dxa" w:w="100"/>
-            </w:tcMar>
-            <w:vAlign w:val="center"/>
-          </w:tcPr>
-          <w:p>
-            <w:r>
-              <w:rPr>
-                <w:b w:val="false"/>
-                <w:bCs w:val="false"/>
-                <w:sz w:val="19"/>
-                <w:szCs w:val="19"/>
-              </w:rPr>
-              <w:t xml:space="preserve">W3</w:t>
-            </w:r>
-          </w:p>
-        </w:tc>
-        <w:tc>
-          <w:tcPr>
-            <w:tcW w:type="dxa" w:w="700"/>
-            <w:tcBorders>
-              <w:top w:val="single" w:color="CCCCCC" w:sz="1"/>
-              <w:left w:val="single" w:color="CCCCCC" w:sz="1"/>
-              <w:bottom w:val="single" w:color="CCCCCC" w:sz="1"/>
-              <w:right w:val="single" w:color="CCCCCC" w:sz="1"/>
-            </w:tcBorders>
-            <w:tcMar>
-              <w:top w:type="dxa" w:w="80"/>
-              <w:left w:type="dxa" w:w="100"/>
-              <w:bottom w:type="dxa" w:w="80"/>
-              <w:right w:type="dxa" w:w="100"/>
-            </w:tcMar>
-            <w:vAlign w:val="center"/>
-          </w:tcPr>
-          <w:p>
-            <w:r>
-              <w:rPr>
-                <w:b w:val="false"/>
-                <w:bCs w:val="false"/>
-                <w:sz w:val="19"/>
-                <w:szCs w:val="19"/>
-              </w:rPr>
-              <w:t xml:space="preserve">1안</w:t>
-            </w:r>
-          </w:p>
-        </w:tc>
-        <w:tc>
-          <w:tcPr>
-            <w:tcW w:type="dxa" w:w="2700"/>
-            <w:tcBorders>
-              <w:top w:val="single" w:color="CCCCCC" w:sz="1"/>
-              <w:left w:val="single" w:color="CCCCCC" w:sz="1"/>
-              <w:bottom w:val="single" w:color="CCCCCC" w:sz="1"/>
-              <w:right w:val="single" w:color="CCCCCC" w:sz="1"/>
-            </w:tcBorders>
-            <w:tcMar>
-              <w:top w:type="dxa" w:w="80"/>
-              <w:left w:type="dxa" w:w="100"/>
-              <w:bottom w:type="dxa" w:w="80"/>
-              <w:right w:type="dxa" w:w="100"/>
-            </w:tcMar>
-            <w:vAlign w:val="center"/>
-          </w:tcPr>
-          <w:p>
-            <w:r>
-              <w:rPr>
-                <w:b w:val="false"/>
-                <w:bCs w:val="false"/>
-                <w:sz w:val="19"/>
-                <w:szCs w:val="19"/>
-              </w:rPr>
-              <w:t xml:space="preserve">운영 정책 셀프 확인 '티키' — 장수지(3기)</w:t>
-            </w:r>
-          </w:p>
-        </w:tc>
-        <w:tc>
-          <w:tcPr>
-            <w:tcW w:type="dxa" w:w="1900"/>
-            <w:tcBorders>
-              <w:top w:val="single" w:color="CCCCCC" w:sz="1"/>
-              <w:left w:val="single" w:color="CCCCCC" w:sz="1"/>
-              <w:bottom w:val="single" w:color="CCCCCC" w:sz="1"/>
-              <w:right w:val="single" w:color="CCCCCC" w:sz="1"/>
-            </w:tcBorders>
-            <w:tcMar>
-              <w:top w:type="dxa" w:w="80"/>
-              <w:left w:type="dxa" w:w="100"/>
-              <w:bottom w:type="dxa" w:w="80"/>
-              <w:right w:type="dxa" w:w="100"/>
-            </w:tcMar>
-            <w:vAlign w:val="center"/>
-          </w:tcPr>
-          <w:p>
-            <w:r>
-              <w:rPr>
-                <w:b w:val="false"/>
-                <w:bCs w:val="false"/>
-                <w:sz w:val="19"/>
-                <w:szCs w:val="19"/>
-              </w:rPr>
-              <w:t xml:space="preserve">개발 확인 요청 80% 감소</w:t>
-            </w:r>
-          </w:p>
-        </w:tc>
-        <w:tc>
-          <w:tcPr>
-            <w:tcW w:type="dxa" w:w="2860"/>
-            <w:tcBorders>
-              <w:top w:val="single" w:color="CCCCCC" w:sz="1"/>
-              <w:left w:val="single" w:color="CCCCCC" w:sz="1"/>
-              <w:bottom w:val="single" w:color="CCCCCC" w:sz="1"/>
-              <w:right w:val="single" w:color="CCCCCC" w:sz="1"/>
-            </w:tcBorders>
-            <w:tcMar>
-              <w:top w:type="dxa" w:w="80"/>
-              <w:left w:type="dxa" w:w="100"/>
-              <w:bottom w:type="dxa" w:w="80"/>
-              <w:right w:type="dxa" w:w="100"/>
-            </w:tcMar>
-            <w:vAlign w:val="center"/>
-          </w:tcPr>
-          <w:p>
-            <w:r>
-              <w:rPr>
-                <w:b w:val="false"/>
-                <w:bCs w:val="false"/>
-                <w:sz w:val="19"/>
-                <w:szCs w:val="19"/>
-              </w:rPr>
-              <w:t xml:space="preserve">반복 승인/검증(이하경·한지혜·손수빈)</w:t>
+              <w:t xml:space="preserve">김은지B, 서호연, 최현주, 이채영</w:t>
             </w:r>
           </w:p>
         </w:tc>
@@ -2935,7 +2892,7 @@
         </w:rPr>
         <w:t xml:space="preserve">상세 내용: </w:t>
       </w:r>
-      <w:hyperlink w:history="1" r:id="rIds2obylogxdn_ko-iemjmc">
+      <w:hyperlink w:history="1" r:id="rIdb_2yrogtqq44-zu4-hqgn">
         <w:r>
           <w:rPr>
             <w:rStyle w:val="Hyperlink"/>
